--- a/downloads/teacher/05 Materials/Unit 05/Handouts/Handout 05.08 - Button Steps and Portfolio Card.docx
+++ b/downloads/teacher/05 Materials/Unit 05/Handouts/Handout 05.08 - Button Steps and Portfolio Card.docx
@@ -63,17 +63,6 @@
         <w:t xml:space="preserve">Word bank in other languages</w:t>
       </w:r>
       <w:bookmarkEnd w:id="21"/>
-    </w:p>
-    <w:p>
-      <w:pPr>
-        <w:pStyle w:val="FirstParagraph"/>
-      </w:pPr>
-      <w:r>
-        <w:rPr>
-          <w:rStyle w:val="TeacherNote"/>
-        </w:rPr>
-        <w:t xml:space="preserve">[Check with a native speaker before printing.]</w:t>
-      </w:r>
     </w:p>
     <w:tbl>
       <w:tblPr>
@@ -2243,15 +2232,6 @@
       </w:pPr>
       <w:r>
         <w:t xml:space="preserve">Room total: the class count times $17.95. For 21 students that is $376.95. For 28 it is $502.60.</w:t>
-      </w:r>
-      <w:r>
-        <w:t xml:space="preserve"> </w:t>
-      </w:r>
-      <w:r>
-        <w:rPr>
-          <w:rStyle w:val="TeacherNote"/>
-        </w:rPr>
-        <w:t xml:space="preserve">[Sal: your prices.]</w:t>
       </w:r>
     </w:p>
     <w:p>
